--- a/jj易教何子全python/project/20260307/1.docx
+++ b/jj易教何子全python/project/20260307/1.docx
@@ -49,31 +49,19 @@
           <w:tcPr>
             <w:tcW w:w="2840" w:type="dxa"/>
           </w:tcPr>
-          <w:p>
-            <w:r>
-              <w:t>1</w:t>
-            </w:r>
-          </w:p>
+          <w:p/>
         </w:tc>
         <w:tc>
           <w:tcPr>
             <w:tcW w:w="2841" w:type="dxa"/>
           </w:tcPr>
-          <w:p>
-            <w:r>
-              <w:t>2</w:t>
-            </w:r>
-          </w:p>
+          <w:p/>
         </w:tc>
         <w:tc>
           <w:tcPr>
             <w:tcW w:w="2841" w:type="dxa"/>
           </w:tcPr>
-          <w:p>
-            <w:r>
-              <w:t>3</w:t>
-            </w:r>
-          </w:p>
+          <w:p/>
         </w:tc>
       </w:tr>
       <w:tr>
@@ -98,30 +86,21 @@
             <w:tcW w:w="2840" w:type="dxa"/>
           </w:tcPr>
           <w:p>
-            <w:r>
-              <w:t>4</w:t>
-            </w:r>
+            <w:bookmarkStart w:id="0" w:name="_GoBack"/>
+            <w:bookmarkEnd w:id="0"/>
           </w:p>
         </w:tc>
         <w:tc>
           <w:tcPr>
             <w:tcW w:w="2841" w:type="dxa"/>
           </w:tcPr>
-          <w:p>
-            <w:r>
-              <w:t>5</w:t>
-            </w:r>
-          </w:p>
+          <w:p/>
         </w:tc>
         <w:tc>
           <w:tcPr>
             <w:tcW w:w="2841" w:type="dxa"/>
           </w:tcPr>
-          <w:p>
-            <w:r>
-              <w:t>6</w:t>
-            </w:r>
-          </w:p>
+          <w:p/>
         </w:tc>
       </w:tr>
     </w:tbl>
@@ -148,8 +127,11 @@
         </w:tblCellMar>
       </w:tblPr>
       <w:tblGrid>
-        <w:gridCol w:w="4261"/>
-        <w:gridCol w:w="4261"/>
+        <w:gridCol w:w="1704"/>
+        <w:gridCol w:w="1704"/>
+        <w:gridCol w:w="1704"/>
+        <w:gridCol w:w="1705"/>
+        <w:gridCol w:w="1705"/>
       </w:tblGrid>
       <w:tr>
         <w:tblPrEx>
@@ -170,23 +152,30 @@
         </w:tblPrEx>
         <w:tc>
           <w:tcPr>
-            <w:tcW w:w="4261" w:type="dxa"/>
-          </w:tcPr>
-          <w:p>
-            <w:r>
-              <w:t>7</w:t>
-            </w:r>
-          </w:p>
-        </w:tc>
-        <w:tc>
-          <w:tcPr>
-            <w:tcW w:w="4261" w:type="dxa"/>
-          </w:tcPr>
-          <w:p>
-            <w:r>
-              <w:t>8</w:t>
-            </w:r>
-          </w:p>
+            <w:tcW w:w="3408" w:type="dxa"/>
+            <w:gridSpan w:val="2"/>
+            <w:vMerge w:val="restart"/>
+          </w:tcPr>
+          <w:p/>
+        </w:tc>
+        <w:tc>
+          <w:tcPr>
+            <w:tcW w:w="1704" w:type="dxa"/>
+          </w:tcPr>
+          <w:p/>
+        </w:tc>
+        <w:tc>
+          <w:tcPr>
+            <w:tcW w:w="1705" w:type="dxa"/>
+          </w:tcPr>
+          <w:p/>
+        </w:tc>
+        <w:tc>
+          <w:tcPr>
+            <w:tcW w:w="1705" w:type="dxa"/>
+            <w:vMerge w:val="restart"/>
+          </w:tcPr>
+          <w:p/>
         </w:tc>
       </w:tr>
       <w:tr>
@@ -199,26 +188,142 @@
             <w:insideH w:val="single" w:color="auto" w:sz="4" w:space="0"/>
             <w:insideV w:val="single" w:color="auto" w:sz="4" w:space="0"/>
           </w:tblBorders>
+          <w:tblCellMar>
+            <w:top w:w="0" w:type="dxa"/>
+            <w:left w:w="108" w:type="dxa"/>
+            <w:bottom w:w="0" w:type="dxa"/>
+            <w:right w:w="108" w:type="dxa"/>
+          </w:tblCellMar>
         </w:tblPrEx>
         <w:tc>
           <w:tcPr>
-            <w:tcW w:w="4261" w:type="dxa"/>
+            <w:tcW w:w="3408" w:type="dxa"/>
+            <w:gridSpan w:val="2"/>
+            <w:vMerge w:val="continue"/>
           </w:tcPr>
           <w:p>
-            <w:r>
-              <w:t>9</w:t>
-            </w:r>
+            <w:pPr>
+              <w:rPr>
+                <w:vertAlign w:val="baseline"/>
+              </w:rPr>
+            </w:pPr>
           </w:p>
         </w:tc>
         <w:tc>
           <w:tcPr>
-            <w:tcW w:w="4261" w:type="dxa"/>
+            <w:tcW w:w="1704" w:type="dxa"/>
+          </w:tcPr>
+          <w:p/>
+        </w:tc>
+        <w:tc>
+          <w:tcPr>
+            <w:tcW w:w="1705" w:type="dxa"/>
+          </w:tcPr>
+          <w:p/>
+        </w:tc>
+        <w:tc>
+          <w:tcPr>
+            <w:tcW w:w="1705" w:type="dxa"/>
+            <w:vMerge w:val="continue"/>
           </w:tcPr>
           <w:p>
-            <w:r>
-              <w:t>10</w:t>
-            </w:r>
+            <w:pPr>
+              <w:rPr>
+                <w:vertAlign w:val="baseline"/>
+              </w:rPr>
+            </w:pPr>
           </w:p>
+        </w:tc>
+      </w:tr>
+      <w:tr>
+        <w:tblPrEx>
+          <w:tblBorders>
+            <w:top w:val="single" w:color="auto" w:sz="4" w:space="0"/>
+            <w:left w:val="single" w:color="auto" w:sz="4" w:space="0"/>
+            <w:bottom w:val="single" w:color="auto" w:sz="4" w:space="0"/>
+            <w:right w:val="single" w:color="auto" w:sz="4" w:space="0"/>
+            <w:insideH w:val="single" w:color="auto" w:sz="4" w:space="0"/>
+            <w:insideV w:val="single" w:color="auto" w:sz="4" w:space="0"/>
+          </w:tblBorders>
+          <w:tblCellMar>
+            <w:top w:w="0" w:type="dxa"/>
+            <w:left w:w="108" w:type="dxa"/>
+            <w:bottom w:w="0" w:type="dxa"/>
+            <w:right w:w="108" w:type="dxa"/>
+          </w:tblCellMar>
+        </w:tblPrEx>
+        <w:tc>
+          <w:tcPr>
+            <w:tcW w:w="1704" w:type="dxa"/>
+          </w:tcPr>
+          <w:p/>
+        </w:tc>
+        <w:tc>
+          <w:tcPr>
+            <w:tcW w:w="1704" w:type="dxa"/>
+          </w:tcPr>
+          <w:p/>
+        </w:tc>
+        <w:tc>
+          <w:tcPr>
+            <w:tcW w:w="1704" w:type="dxa"/>
+          </w:tcPr>
+          <w:p/>
+        </w:tc>
+        <w:tc>
+          <w:tcPr>
+            <w:tcW w:w="3410" w:type="dxa"/>
+            <w:gridSpan w:val="2"/>
+          </w:tcPr>
+          <w:p/>
+        </w:tc>
+      </w:tr>
+      <w:tr>
+        <w:tblPrEx>
+          <w:tblBorders>
+            <w:top w:val="single" w:color="auto" w:sz="4" w:space="0"/>
+            <w:left w:val="single" w:color="auto" w:sz="4" w:space="0"/>
+            <w:bottom w:val="single" w:color="auto" w:sz="4" w:space="0"/>
+            <w:right w:val="single" w:color="auto" w:sz="4" w:space="0"/>
+            <w:insideH w:val="single" w:color="auto" w:sz="4" w:space="0"/>
+            <w:insideV w:val="single" w:color="auto" w:sz="4" w:space="0"/>
+          </w:tblBorders>
+          <w:tblCellMar>
+            <w:top w:w="0" w:type="dxa"/>
+            <w:left w:w="108" w:type="dxa"/>
+            <w:bottom w:w="0" w:type="dxa"/>
+            <w:right w:w="108" w:type="dxa"/>
+          </w:tblCellMar>
+        </w:tblPrEx>
+        <w:tc>
+          <w:tcPr>
+            <w:tcW w:w="1704" w:type="dxa"/>
+          </w:tcPr>
+          <w:p/>
+        </w:tc>
+        <w:tc>
+          <w:tcPr>
+            <w:tcW w:w="1704" w:type="dxa"/>
+          </w:tcPr>
+          <w:p/>
+        </w:tc>
+        <w:tc>
+          <w:tcPr>
+            <w:tcW w:w="1704" w:type="dxa"/>
+          </w:tcPr>
+          <w:p/>
+        </w:tc>
+        <w:tc>
+          <w:tcPr>
+            <w:tcW w:w="1705" w:type="dxa"/>
+          </w:tcPr>
+          <w:p/>
+        </w:tc>
+        <w:tc>
+          <w:tcPr>
+            <w:tcW w:w="1705" w:type="dxa"/>
+          </w:tcPr>
+          <w:p/>
         </w:tc>
       </w:tr>
     </w:tbl>
@@ -309,7 +414,7 @@
     <w:lsdException w:qFormat="1" w:unhideWhenUsed="0" w:uiPriority="0" w:semiHidden="0" w:name="Title"/>
     <w:lsdException w:unhideWhenUsed="0" w:uiPriority="0" w:semiHidden="0" w:name="Closing"/>
     <w:lsdException w:unhideWhenUsed="0" w:uiPriority="0" w:semiHidden="0" w:name="Signature"/>
-    <w:lsdException w:unhideWhenUsed="0" w:uiPriority="0" w:name="Default Paragraph Font"/>
+    <w:lsdException w:qFormat="1" w:unhideWhenUsed="0" w:uiPriority="0" w:name="Default Paragraph Font"/>
     <w:lsdException w:unhideWhenUsed="0" w:uiPriority="0" w:semiHidden="0" w:name="Body Text"/>
     <w:lsdException w:unhideWhenUsed="0" w:uiPriority="0" w:semiHidden="0" w:name="Body Text Indent"/>
     <w:lsdException w:unhideWhenUsed="0" w:uiPriority="0" w:semiHidden="0" w:name="List Continue"/>
@@ -392,7 +497,7 @@
     <w:lsdException w:unhideWhenUsed="0" w:uiPriority="0" w:semiHidden="0" w:name="Table Web 2"/>
     <w:lsdException w:unhideWhenUsed="0" w:uiPriority="0" w:semiHidden="0" w:name="Table Web 3"/>
     <w:lsdException w:unhideWhenUsed="0" w:uiPriority="0" w:semiHidden="0" w:name="Balloon Text"/>
-    <w:lsdException w:unhideWhenUsed="0" w:uiPriority="0" w:semiHidden="0" w:name="Table Grid"/>
+    <w:lsdException w:qFormat="1" w:unhideWhenUsed="0" w:uiPriority="0" w:semiHidden="0" w:name="Table Grid"/>
     <w:lsdException w:unhideWhenUsed="0" w:uiPriority="0" w:semiHidden="0" w:name="Table Theme"/>
     <w:lsdException w:unhideWhenUsed="0" w:uiPriority="60" w:semiHidden="0" w:name="Light Shading"/>
     <w:lsdException w:unhideWhenUsed="0" w:uiPriority="61" w:semiHidden="0" w:name="Light List"/>
@@ -512,6 +617,7 @@
   <w:style w:type="character" w:default="1" w:styleId="4">
     <w:name w:val="Default Paragraph Font"/>
     <w:semiHidden/>
+    <w:qFormat/>
     <w:uiPriority w:val="0"/>
   </w:style>
   <w:style w:type="table" w:default="1" w:styleId="2">
@@ -530,6 +636,7 @@
   <w:style w:type="table" w:styleId="3">
     <w:name w:val="Table Grid"/>
     <w:basedOn w:val="2"/>
+    <w:qFormat/>
     <w:uiPriority w:val="0"/>
     <w:pPr>
       <w:widowControl w:val="0"/>
